--- a/fuentes/72310013_CF01_DU.docx
+++ b/fuentes/72310013_CF01_DU.docx
@@ -1,6 +1,6 @@
 
 <file path=word/document.xml><?xml version="1.0" encoding="utf-8"?>
-<w:document xmlns:wpc="http://schemas.microsoft.com/office/word/2010/wordprocessingCanvas" xmlns:cx="http://schemas.microsoft.com/office/drawing/2014/chartex" xmlns:cx1="http://schemas.microsoft.com/office/drawing/2015/9/8/chartex" xmlns:cx2="http://schemas.microsoft.com/office/drawing/2015/10/21/chartex" xmlns:cx3="http://schemas.microsoft.com/office/drawing/2016/5/9/chartex" xmlns:cx4="http://schemas.microsoft.com/office/drawing/2016/5/10/chartex" xmlns:cx5="http://schemas.microsoft.com/office/drawing/2016/5/11/chartex" xmlns:cx6="http://schemas.microsoft.com/office/drawing/2016/5/12/chartex" xmlns:cx7="http://schemas.microsoft.com/office/drawing/2016/5/13/chartex" xmlns:cx8="http://schemas.microsoft.com/office/drawing/2016/5/14/chartex" xmlns:mc="http://schemas.openxmlformats.org/markup-compatibility/2006" xmlns:aink="http://schemas.microsoft.com/office/drawing/2016/ink" xmlns:am3d="http://schemas.microsoft.com/office/drawing/2017/model3d" xmlns:o="urn:schemas-microsoft-com:office:office" xmlns:oel="http://schemas.microsoft.com/office/2019/extlst" xmlns:r="http://schemas.openxmlformats.org/officeDocument/2006/relationships" xmlns:m="http://schemas.openxmlformats.org/officeDocument/2006/math" xmlns:v="urn:schemas-microsoft-com:vml" xmlns:wp14="http://schemas.microsoft.com/office/word/2010/wordprocessingDrawing" xmlns:wp="http://schemas.openxmlformats.org/drawingml/2006/wordprocessingDrawing" xmlns:w10="urn:schemas-microsoft-com:office:word" xmlns:w="http://schemas.openxmlformats.org/wordprocessingml/2006/main" xmlns:w14="http://schemas.microsoft.com/office/word/2010/wordml" xmlns:w15="http://schemas.microsoft.com/office/word/2012/wordml" xmlns:w16cex="http://schemas.microsoft.com/office/word/2018/wordml/cex" xmlns:w16cid="http://schemas.microsoft.com/office/word/2016/wordml/cid" xmlns:w16="http://schemas.microsoft.com/office/word/2018/wordml" xmlns:w16du="http://schemas.microsoft.com/office/word/2023/wordml/word16du" xmlns:w16sdtdh="http://schemas.microsoft.com/office/word/2020/wordml/sdtdatahash" xmlns:w16sdtfl="http://schemas.microsoft.com/office/word/2024/wordml/sdtformatlock" xmlns:w16se="http://schemas.microsoft.com/office/word/2015/wordml/symex" xmlns:wpg="http://schemas.microsoft.com/office/word/2010/wordprocessingGroup" xmlns:wpi="http://schemas.microsoft.com/office/word/2010/wordprocessingInk" xmlns:wne="http://schemas.microsoft.com/office/word/2006/wordml" xmlns:wps="http://schemas.microsoft.com/office/word/2010/wordprocessingShape" mc:Ignorable="w14 w15 w16se w16cid w16 w16cex w16sdtdh w16sdtfl w16du wp14">
+<w:document xmlns:wpc="http://schemas.microsoft.com/office/word/2010/wordprocessingCanvas" xmlns:cx="http://schemas.microsoft.com/office/drawing/2014/chartex" xmlns:cx1="http://schemas.microsoft.com/office/drawing/2015/9/8/chartex" xmlns:cx2="http://schemas.microsoft.com/office/drawing/2015/10/21/chartex" xmlns:cx3="http://schemas.microsoft.com/office/drawing/2016/5/9/chartex" xmlns:cx4="http://schemas.microsoft.com/office/drawing/2016/5/10/chartex" xmlns:cx5="http://schemas.microsoft.com/office/drawing/2016/5/11/chartex" xmlns:cx6="http://schemas.microsoft.com/office/drawing/2016/5/12/chartex" xmlns:cx7="http://schemas.microsoft.com/office/drawing/2016/5/13/chartex" xmlns:cx8="http://schemas.microsoft.com/office/drawing/2016/5/14/chartex" xmlns:mc="http://schemas.openxmlformats.org/markup-compatibility/2006" xmlns:m="http://schemas.openxmlformats.org/officeDocument/2006/math" xmlns:aink="http://schemas.microsoft.com/office/drawing/2016/ink" xmlns:am3d="http://schemas.microsoft.com/office/drawing/2017/model3d" xmlns:oel="http://schemas.microsoft.com/office/2019/extlst" xmlns:r="http://schemas.openxmlformats.org/officeDocument/2006/relationships" xmlns:wp14="http://schemas.microsoft.com/office/word/2010/wordprocessingDrawing" xmlns:wp="http://schemas.openxmlformats.org/drawingml/2006/wordprocessingDrawing" xmlns:wpg="http://schemas.microsoft.com/office/word/2010/wordprocessingGroup" xmlns:wpi="http://schemas.microsoft.com/office/word/2010/wordprocessingInk" xmlns:wps="http://schemas.microsoft.com/office/word/2010/wordprocessingShape" xmlns:o="urn:schemas-microsoft-com:office:office" xmlns:v="urn:schemas-microsoft-com:vml" xmlns:w10="urn:schemas-microsoft-com:office:word" xmlns:w="http://schemas.openxmlformats.org/wordprocessingml/2006/main" xmlns:w14="http://schemas.microsoft.com/office/word/2010/wordml" xmlns:w15="http://schemas.microsoft.com/office/word/2012/wordml" xmlns:w16cex="http://schemas.microsoft.com/office/word/2018/wordml/cex" xmlns:w16cid="http://schemas.microsoft.com/office/word/2016/wordml/cid" xmlns:w16="http://schemas.microsoft.com/office/word/2018/wordml" xmlns:w16sdtdh="http://schemas.microsoft.com/office/word/2020/wordml/sdtdatahash" xmlns:w16sdtfl="http://schemas.microsoft.com/office/word/2024/wordml/sdtformatlock" xmlns:w16se="http://schemas.microsoft.com/office/word/2015/wordml/symex" xmlns:w16du="http://schemas.microsoft.com/office/word/2023/wordml/word16du" xmlns:wne="http://schemas.microsoft.com/office/word/2006/wordml" mc:Ignorable="w14 w15 w16se w16cid w16 w16cex w16sdtdh w16sdtfl w16du wp14">
   <w:body>
     <w:p>
       <w:pPr>
@@ -2414,12 +2414,21 @@
           <w:lang w:eastAsia="es-CO"/>
         </w:rPr>
       </w:pPr>
+      <w:proofErr w:type="spellStart"/>
       <w:r>
         <w:rPr>
           <w:rStyle w:val="Ttulo5Car"/>
           <w:lang w:val="es-CO"/>
         </w:rPr>
-        <w:t>Pisífera.</w:t>
+        <w:t>Pisífera</w:t>
+      </w:r>
+      <w:proofErr w:type="spellEnd"/>
+      <w:r>
+        <w:rPr>
+          <w:rStyle w:val="Ttulo5Car"/>
+          <w:lang w:val="es-CO"/>
+        </w:rPr>
+        <w:t>.</w:t>
       </w:r>
       <w:r>
         <w:rPr>
@@ -2455,12 +2464,21 @@
           <w:lang w:eastAsia="es-CO"/>
         </w:rPr>
       </w:pPr>
+      <w:proofErr w:type="spellStart"/>
       <w:r>
         <w:rPr>
           <w:rStyle w:val="Ttulo5Car"/>
           <w:lang w:val="es-CO"/>
         </w:rPr>
-        <w:t>Tenera.</w:t>
+        <w:t>Tenera</w:t>
+      </w:r>
+      <w:proofErr w:type="spellEnd"/>
+      <w:r>
+        <w:rPr>
+          <w:rStyle w:val="Ttulo5Car"/>
+          <w:lang w:val="es-CO"/>
+        </w:rPr>
+        <w:t>.</w:t>
       </w:r>
       <w:r>
         <w:rPr>
@@ -3374,12 +3392,14 @@
         </w:rPr>
         <w:t xml:space="preserve"> que es una almendra aceitosa o palmiste (</w:t>
       </w:r>
+      <w:proofErr w:type="spellStart"/>
       <w:r>
         <w:rPr>
           <w:lang w:val="es-ES" w:eastAsia="es-CO"/>
         </w:rPr>
         <w:t>TechnoServe</w:t>
       </w:r>
+      <w:proofErr w:type="spellEnd"/>
       <w:r>
         <w:rPr>
           <w:lang w:val="es-ES" w:eastAsia="es-CO"/>
@@ -3804,7 +3824,15 @@
           </w:p>
           <w:p>
             <w:r>
-              <w:t>Si se busca liderar el mercado de la palmicultura, se debe comprender que el éxito está escrito en su origen. Cuidar el semillero es asegurar que ese ADN de productividad se afine con la precisión que el campo moderno exige.</w:t>
+              <w:t xml:space="preserve">Si se busca liderar el mercado de la </w:t>
+            </w:r>
+            <w:proofErr w:type="spellStart"/>
+            <w:r>
+              <w:t>palmicultura</w:t>
+            </w:r>
+            <w:proofErr w:type="spellEnd"/>
+            <w:r>
+              <w:t>, se debe comprender que el éxito está escrito en su origen. Cuidar el semillero es asegurar que ese ADN de productividad se afine con la precisión que el campo moderno exige.</w:t>
             </w:r>
           </w:p>
           <w:p>
@@ -3925,7 +3953,15 @@
           </w:p>
           <w:p>
             <w:r>
-              <w:t>Las empresas suministradoras deben entregar las semillas con sus correspondientes pruebas de viabilidad, fitosanidad y pureza, asegurando que el genotipo esté plenamente identificado para garantizar la producción. </w:t>
+              <w:t>Las empresas suministradoras deben entregar las semillas con sus correspondientes pruebas de viabilidad, </w:t>
+            </w:r>
+            <w:proofErr w:type="spellStart"/>
+            <w:r>
+              <w:t>fitosanidad</w:t>
+            </w:r>
+            <w:proofErr w:type="spellEnd"/>
+            <w:r>
+              <w:t> y pureza, asegurando que el genotipo esté plenamente identificado para garantizar la producción. </w:t>
             </w:r>
           </w:p>
           <w:p>
@@ -5391,7 +5427,23 @@
           <w:rStyle w:val="Ttulo5Car"/>
           <w:lang w:val="es-CO"/>
         </w:rPr>
-        <w:t>Etapa inicial en previvero (hasta 90 días).</w:t>
+        <w:t xml:space="preserve">Etapa inicial en </w:t>
+      </w:r>
+      <w:proofErr w:type="spellStart"/>
+      <w:r>
+        <w:rPr>
+          <w:rStyle w:val="Ttulo5Car"/>
+          <w:lang w:val="es-CO"/>
+        </w:rPr>
+        <w:t>previvero</w:t>
+      </w:r>
+      <w:proofErr w:type="spellEnd"/>
+      <w:r>
+        <w:rPr>
+          <w:rStyle w:val="Ttulo5Car"/>
+          <w:lang w:val="es-CO"/>
+        </w:rPr>
+        <w:t xml:space="preserve"> (hasta 90 días).</w:t>
       </w:r>
       <w:r>
         <w:rPr>
@@ -5531,7 +5583,23 @@
           <w:rStyle w:val="Ttulo5Car"/>
           <w:lang w:val="es-CO"/>
         </w:rPr>
-        <w:t>Desarrollo de las plántulas en previvero.</w:t>
+        <w:t xml:space="preserve">Desarrollo de las plántulas en </w:t>
+      </w:r>
+      <w:proofErr w:type="spellStart"/>
+      <w:r>
+        <w:rPr>
+          <w:rStyle w:val="Ttulo5Car"/>
+          <w:lang w:val="es-CO"/>
+        </w:rPr>
+        <w:t>previvero</w:t>
+      </w:r>
+      <w:proofErr w:type="spellEnd"/>
+      <w:r>
+        <w:rPr>
+          <w:rStyle w:val="Ttulo5Car"/>
+          <w:lang w:val="es-CO"/>
+        </w:rPr>
+        <w:t>.</w:t>
       </w:r>
       <w:r>
         <w:rPr>
@@ -8701,13 +8769,47 @@
         </w:rPr>
         <w:t>Son de porte alto; pueden crecer desde 2 hasta 10 metros de altura. Entre estos tenemos: </w:t>
       </w:r>
+      <w:proofErr w:type="spellStart"/>
       <w:r>
         <w:rPr>
           <w:rStyle w:val="Extranjerismo"/>
           <w:lang w:eastAsia="es-CO"/>
         </w:rPr>
-        <w:t>Flemingia congesta, Tephrosia, sp. Cajanus cajan</w:t>
-      </w:r>
+        <w:t>Flemingia</w:t>
+      </w:r>
+      <w:proofErr w:type="spellEnd"/>
+      <w:r>
+        <w:rPr>
+          <w:rStyle w:val="Extranjerismo"/>
+          <w:lang w:eastAsia="es-CO"/>
+        </w:rPr>
+        <w:t xml:space="preserve"> </w:t>
+      </w:r>
+      <w:proofErr w:type="spellStart"/>
+      <w:r>
+        <w:rPr>
+          <w:rStyle w:val="Extranjerismo"/>
+          <w:lang w:eastAsia="es-CO"/>
+        </w:rPr>
+        <w:t>congesta</w:t>
+      </w:r>
+      <w:proofErr w:type="spellEnd"/>
+      <w:r>
+        <w:rPr>
+          <w:rStyle w:val="Extranjerismo"/>
+          <w:lang w:eastAsia="es-CO"/>
+        </w:rPr>
+        <w:t xml:space="preserve">, Tephrosia, sp. Cajanus </w:t>
+      </w:r>
+      <w:proofErr w:type="spellStart"/>
+      <w:r>
+        <w:rPr>
+          <w:rStyle w:val="Extranjerismo"/>
+          <w:lang w:eastAsia="es-CO"/>
+        </w:rPr>
+        <w:t>cajan</w:t>
+      </w:r>
+      <w:proofErr w:type="spellEnd"/>
       <w:r>
         <w:rPr>
           <w:lang w:eastAsia="es-CO"/>
@@ -9158,35 +9260,60 @@
       </w:r>
     </w:p>
     <w:p>
+      <w:proofErr w:type="spellStart"/>
       <w:r>
         <w:rPr>
           <w:b/>
           <w:bCs/>
         </w:rPr>
-        <w:t>Elaeis guineensis:</w:t>
-      </w:r>
-      <w:r>
-        <w:t xml:space="preserve"> nombre científico de la palma de aceite, especie oleaginosa de mayor rendimiento por hectárea a nivel mundial.</w:t>
-      </w:r>
-    </w:p>
-    <w:p>
+        <w:t>Elaeis</w:t>
+      </w:r>
+      <w:proofErr w:type="spellEnd"/>
       <w:r>
         <w:rPr>
           <w:b/>
           <w:bCs/>
         </w:rPr>
-        <w:t>Endospermo:</w:t>
-      </w:r>
-      <w:r>
-        <w:t xml:space="preserve"> tejido interno de la semilla que almacena nutrientes y alimenta al embrión durante la germinación.</w:t>
-      </w:r>
-    </w:p>
-    <w:p>
+        <w:t xml:space="preserve"> </w:t>
+      </w:r>
+      <w:proofErr w:type="spellStart"/>
       <w:r>
         <w:rPr>
           <w:b/>
           <w:bCs/>
         </w:rPr>
+        <w:t>guineensis</w:t>
+      </w:r>
+      <w:proofErr w:type="spellEnd"/>
+      <w:r>
+        <w:rPr>
+          <w:b/>
+          <w:bCs/>
+        </w:rPr>
+        <w:t>:</w:t>
+      </w:r>
+      <w:r>
+        <w:t xml:space="preserve"> nombre científico de la palma de aceite, especie oleaginosa de mayor rendimiento por hectárea a nivel mundial.</w:t>
+      </w:r>
+    </w:p>
+    <w:p>
+      <w:r>
+        <w:rPr>
+          <w:b/>
+          <w:bCs/>
+        </w:rPr>
+        <w:t>Endospermo:</w:t>
+      </w:r>
+      <w:r>
+        <w:t xml:space="preserve"> tejido interno de la semilla que almacena nutrientes y alimenta al embrión durante la germinación.</w:t>
+      </w:r>
+    </w:p>
+    <w:p>
+      <w:r>
+        <w:rPr>
+          <w:b/>
+          <w:bCs/>
+        </w:rPr>
         <w:lastRenderedPageBreak/>
         <w:t>Fertilización:</w:t>
       </w:r>
@@ -9275,7 +9402,15 @@
         <w:t>Plántula:</w:t>
       </w:r>
       <w:r>
-        <w:t xml:space="preserve"> planta joven que se desarrolla a partir de una semilla germinada durante las etapas de previvero y vivero.</w:t>
+        <w:t xml:space="preserve"> planta joven que se desarrolla a partir de una semilla germinada durante las etapas de </w:t>
+      </w:r>
+      <w:proofErr w:type="spellStart"/>
+      <w:r>
+        <w:t>previvero</w:t>
+      </w:r>
+      <w:proofErr w:type="spellEnd"/>
+      <w:r>
+        <w:t xml:space="preserve"> y vivero.</w:t>
       </w:r>
     </w:p>
     <w:p>
@@ -9291,33 +9426,30 @@
       </w:r>
     </w:p>
     <w:p>
+      <w:proofErr w:type="spellStart"/>
       <w:r>
         <w:rPr>
           <w:b/>
           <w:bCs/>
         </w:rPr>
-        <w:t>Previvero:</w:t>
-      </w:r>
-      <w:r>
-        <w:t xml:space="preserve"> etapa inicial del cultivo en la que las plántulas se desarrollan en bolsas pequeñas y </w:t>
-      </w:r>
-      <w:r>
-        <w:t xml:space="preserve">de </w:t>
-      </w:r>
-      <w:r>
-        <w:t>alta densidad, bajo sombra y condiciones controladas.</w:t>
-      </w:r>
-    </w:p>
-    <w:p>
+        <w:t>Previvero</w:t>
+      </w:r>
+      <w:proofErr w:type="spellEnd"/>
       <w:r>
         <w:rPr>
           <w:b/>
           <w:bCs/>
         </w:rPr>
-        <w:t>Radícula:</w:t>
-      </w:r>
-      <w:r>
-        <w:t xml:space="preserve"> parte embrionaria de la semilla que origina la raíz principal de la planta.</w:t>
+        <w:t>:</w:t>
+      </w:r>
+      <w:r>
+        <w:t xml:space="preserve"> etapa inicial del cultivo en la que las plántulas se desarrollan en bolsas pequeñas y </w:t>
+      </w:r>
+      <w:r>
+        <w:t xml:space="preserve">de </w:t>
+      </w:r>
+      <w:r>
+        <w:t>alta densidad, bajo sombra y condiciones controladas.</w:t>
       </w:r>
     </w:p>
     <w:p>
@@ -9326,6 +9458,18 @@
           <w:b/>
           <w:bCs/>
         </w:rPr>
+        <w:t>Radícula:</w:t>
+      </w:r>
+      <w:r>
+        <w:t xml:space="preserve"> parte embrionaria de la semilla que origina la raíz principal de la planta.</w:t>
+      </w:r>
+    </w:p>
+    <w:p>
+      <w:r>
+        <w:rPr>
+          <w:b/>
+          <w:bCs/>
+        </w:rPr>
         <w:lastRenderedPageBreak/>
         <w:t>Riego:</w:t>
       </w:r>
@@ -9354,7 +9498,15 @@
         <w:t>Semillero:</w:t>
       </w:r>
       <w:r>
-        <w:t xml:space="preserve"> área destinada a la siembra y manejo inicial de semillas germinadas antes de su traslado al previvero o vivero.</w:t>
+        <w:t xml:space="preserve"> área destinada a la siembra y manejo inicial de semillas germinadas antes de su traslado al </w:t>
+      </w:r>
+      <w:proofErr w:type="spellStart"/>
+      <w:r>
+        <w:t>previvero</w:t>
+      </w:r>
+      <w:proofErr w:type="spellEnd"/>
+      <w:r>
+        <w:t xml:space="preserve"> o vivero.</w:t>
       </w:r>
     </w:p>
     <w:p>
@@ -9463,7 +9615,39 @@
         <w:t>Variedades de palma de aceite:</w:t>
       </w:r>
       <w:r>
-        <w:t xml:space="preserve"> tipos genéticos de la especie Elaeis guineensis (Dura, Pisífera y Tenera) que se diferencian por el grosor del cuesco, la cantidad de pulpa y el rendimiento en aceite.</w:t>
+        <w:t xml:space="preserve"> tipos genéticos de la especie </w:t>
+      </w:r>
+      <w:proofErr w:type="spellStart"/>
+      <w:r>
+        <w:t>Elaeis</w:t>
+      </w:r>
+      <w:proofErr w:type="spellEnd"/>
+      <w:r>
+        <w:t xml:space="preserve"> </w:t>
+      </w:r>
+      <w:proofErr w:type="spellStart"/>
+      <w:r>
+        <w:t>guineensis</w:t>
+      </w:r>
+      <w:proofErr w:type="spellEnd"/>
+      <w:r>
+        <w:t xml:space="preserve"> (Dura, </w:t>
+      </w:r>
+      <w:proofErr w:type="spellStart"/>
+      <w:r>
+        <w:t>Pisífera</w:t>
+      </w:r>
+      <w:proofErr w:type="spellEnd"/>
+      <w:r>
+        <w:t xml:space="preserve"> y </w:t>
+      </w:r>
+      <w:proofErr w:type="spellStart"/>
+      <w:r>
+        <w:t>Tenera</w:t>
+      </w:r>
+      <w:proofErr w:type="spellEnd"/>
+      <w:r>
+        <w:t>) que se diferencian por el grosor del cuesco, la cantidad de pulpa y el rendimiento en aceite.</w:t>
       </w:r>
     </w:p>
     <w:p>
@@ -9475,7 +9659,39 @@
         <w:t>Variedades de palma de aceite:</w:t>
       </w:r>
       <w:r>
-        <w:t xml:space="preserve"> tipos genéticos de la especie Elaeis guineensis (Dura, Pisífera y Tenera) que se diferencian por el grosor del cuesco, la cantidad de pulpa y el rendimiento en aceite.</w:t>
+        <w:t xml:space="preserve"> tipos genéticos de la especie </w:t>
+      </w:r>
+      <w:proofErr w:type="spellStart"/>
+      <w:r>
+        <w:t>Elaeis</w:t>
+      </w:r>
+      <w:proofErr w:type="spellEnd"/>
+      <w:r>
+        <w:t xml:space="preserve"> </w:t>
+      </w:r>
+      <w:proofErr w:type="spellStart"/>
+      <w:r>
+        <w:t>guineensis</w:t>
+      </w:r>
+      <w:proofErr w:type="spellEnd"/>
+      <w:r>
+        <w:t xml:space="preserve"> (Dura, </w:t>
+      </w:r>
+      <w:proofErr w:type="spellStart"/>
+      <w:r>
+        <w:t>Pisífera</w:t>
+      </w:r>
+      <w:proofErr w:type="spellEnd"/>
+      <w:r>
+        <w:t xml:space="preserve"> y </w:t>
+      </w:r>
+      <w:proofErr w:type="spellStart"/>
+      <w:r>
+        <w:t>Tenera</w:t>
+      </w:r>
+      <w:proofErr w:type="spellEnd"/>
+      <w:r>
+        <w:t>) que se diferencian por el grosor del cuesco, la cantidad de pulpa y el rendimiento en aceite.</w:t>
       </w:r>
     </w:p>
     <w:p>
@@ -9487,7 +9703,15 @@
         <w:t>Vivero:</w:t>
       </w:r>
       <w:r>
-        <w:t xml:space="preserve"> etapa posterior al previvero donde las plántulas continúan su desarrollo en bolsas grandes, sin sombra y a baja densidad, hasta su traslado al campo.</w:t>
+        <w:t xml:space="preserve"> etapa posterior al </w:t>
+      </w:r>
+      <w:proofErr w:type="spellStart"/>
+      <w:r>
+        <w:t>previvero</w:t>
+      </w:r>
+      <w:proofErr w:type="spellEnd"/>
+      <w:r>
+        <w:t xml:space="preserve"> donde las plántulas continúan su desarrollo en bolsas grandes, sin sombra y a baja densidad, hasta su traslado al campo.</w:t>
       </w:r>
     </w:p>
     <w:p>
@@ -9499,7 +9723,15 @@
         <w:t>Vivero:</w:t>
       </w:r>
       <w:r>
-        <w:t xml:space="preserve"> etapa posterior al previvero donde las plántulas continúan su desarrollo en bolsas grandes, sin sombra y a baja densidad, hasta su traslado al campo.</w:t>
+        <w:t xml:space="preserve"> etapa posterior al </w:t>
+      </w:r>
+      <w:proofErr w:type="spellStart"/>
+      <w:r>
+        <w:t>previvero</w:t>
+      </w:r>
+      <w:proofErr w:type="spellEnd"/>
+      <w:r>
+        <w:t xml:space="preserve"> donde las plántulas continúan su desarrollo en bolsas grandes, sin sombra y a baja densidad, hasta su traslado al campo.</w:t>
       </w:r>
     </w:p>
     <w:p>
@@ -9534,10 +9766,152 @@
       <w:r>
         <w:t>Bustillo, A. (2014). Manejo de insectos plagas de la palma de aceite, con énfasis en control biológico y sus relaciones con el cambio climático. Bogotá.</w:t>
       </w:r>
+    </w:p>
+    <w:p>
+      <w:pPr>
+        <w:rPr>
+          <w:rStyle w:val="Hipervnculo"/>
+        </w:rPr>
+      </w:pPr>
+      <w:r>
+        <w:t xml:space="preserve">CENIPALMA, SENA, SAC y FONADE. (2002). Selección y descarte de plantas anormales de palma de aceite en viveros. </w:t>
+      </w:r>
+      <w:r>
+        <w:t>Bogotá: Editorial Ápice.</w:t>
+      </w:r>
       <w:r>
         <w:t xml:space="preserve"> </w:t>
       </w:r>
       <w:hyperlink r:id="rId17" w:history="1">
+        <w:r>
+          <w:rPr>
+            <w:rStyle w:val="Hipervnculo"/>
+          </w:rPr>
+          <w:t>https://repositorio.fedepalma.org/handle/123456789/84193</w:t>
+        </w:r>
+      </w:hyperlink>
+      <w:r>
+        <w:rPr>
+          <w:rStyle w:val="Hipervnculo"/>
+        </w:rPr>
+        <w:t xml:space="preserve"> </w:t>
+      </w:r>
+    </w:p>
+    <w:p>
+      <w:r>
+        <w:t xml:space="preserve">CIRAD. (2008). </w:t>
+      </w:r>
+      <w:proofErr w:type="spellStart"/>
+      <w:r>
+        <w:t>Germinated</w:t>
+      </w:r>
+      <w:proofErr w:type="spellEnd"/>
+      <w:r>
+        <w:t xml:space="preserve"> </w:t>
+      </w:r>
+      <w:proofErr w:type="spellStart"/>
+      <w:r>
+        <w:t>oil</w:t>
+      </w:r>
+      <w:proofErr w:type="spellEnd"/>
+      <w:r>
+        <w:t xml:space="preserve"> </w:t>
+      </w:r>
+      <w:proofErr w:type="spellStart"/>
+      <w:r>
+        <w:t>palm</w:t>
+      </w:r>
+      <w:proofErr w:type="spellEnd"/>
+      <w:r>
+        <w:t xml:space="preserve"> </w:t>
+      </w:r>
+      <w:proofErr w:type="spellStart"/>
+      <w:r>
+        <w:t>seed</w:t>
+      </w:r>
+      <w:proofErr w:type="spellEnd"/>
+      <w:r>
+        <w:t xml:space="preserve">: </w:t>
+      </w:r>
+      <w:proofErr w:type="spellStart"/>
+      <w:r>
+        <w:t>Recommendations</w:t>
+      </w:r>
+      <w:proofErr w:type="spellEnd"/>
+      <w:r>
+        <w:t xml:space="preserve"> </w:t>
+      </w:r>
+      <w:proofErr w:type="spellStart"/>
+      <w:r>
+        <w:t>for</w:t>
+      </w:r>
+      <w:proofErr w:type="spellEnd"/>
+      <w:r>
+        <w:t xml:space="preserve"> </w:t>
+      </w:r>
+      <w:proofErr w:type="spellStart"/>
+      <w:r>
+        <w:t>prenursery</w:t>
+      </w:r>
+      <w:proofErr w:type="spellEnd"/>
+      <w:r>
+        <w:t xml:space="preserve"> and </w:t>
+      </w:r>
+      <w:proofErr w:type="spellStart"/>
+      <w:r>
+        <w:t>nursery</w:t>
+      </w:r>
+      <w:proofErr w:type="spellEnd"/>
+      <w:r>
+        <w:t xml:space="preserve"> </w:t>
+      </w:r>
+      <w:proofErr w:type="spellStart"/>
+      <w:r>
+        <w:t>management</w:t>
+      </w:r>
+      <w:proofErr w:type="spellEnd"/>
+      <w:r>
+        <w:t xml:space="preserve"> (edición en inglés). </w:t>
+      </w:r>
+      <w:r>
+        <w:t xml:space="preserve">CIRAD. </w:t>
+      </w:r>
+      <w:proofErr w:type="spellStart"/>
+      <w:r>
+        <w:t>Montferrier</w:t>
+      </w:r>
+      <w:proofErr w:type="spellEnd"/>
+      <w:r>
+        <w:t>-sur-Lez, Francia.</w:t>
+      </w:r>
+    </w:p>
+    <w:p>
+      <w:pPr>
+        <w:rPr>
+          <w:rStyle w:val="Hipervnculo"/>
+        </w:rPr>
+      </w:pPr>
+      <w:hyperlink r:id="rId18" w:history="1">
+        <w:r>
+          <w:rPr>
+            <w:rStyle w:val="Hipervnculo"/>
+          </w:rPr>
+          <w:t>https://www.palmelit.com/en/content/download/4353/32854/version/4/file/Booklet-of-recommandations-for-prenursery-and-nursery-management-oil-palm-seeds-CIRAD.pdf</w:t>
+        </w:r>
+      </w:hyperlink>
+    </w:p>
+    <w:p>
+      <w:r>
+        <w:t>Federación Nacional de Cultivadores de Palma de Aceite (Fedepalma). (2016). Guía de bolsillo para el reconocimiento y manejo de las principales enfermedades e insectos plaga en el cultivo de la palma de aceite. Bogotá.</w:t>
+      </w:r>
+    </w:p>
+    <w:p>
+      <w:pPr>
+        <w:rPr>
+          <w:rStyle w:val="Hipervnculo"/>
+        </w:rPr>
+      </w:pPr>
+      <w:hyperlink r:id="rId19" w:history="1">
         <w:r>
           <w:rPr>
             <w:rStyle w:val="Hipervnculo"/>
@@ -9547,90 +9921,17 @@
       </w:hyperlink>
     </w:p>
     <w:p>
+      <w:r>
+        <w:t>Federación Nacional de Cultivadores de Palma de Aceite (Fedepalma). (s. f.). La agroindustria de la palma de aceite en Colombia.</w:t>
+      </w:r>
+    </w:p>
+    <w:p>
       <w:pPr>
         <w:rPr>
           <w:rStyle w:val="Hipervnculo"/>
         </w:rPr>
       </w:pPr>
-      <w:r>
-        <w:t xml:space="preserve">CENIPALMA, SENA, SAC y FONADE. (2002). Selección y descarte de plantas anormales de palma de aceite en viveros. </w:t>
-      </w:r>
-      <w:r>
-        <w:t>Bogotá: Editorial Ápice.</w:t>
-      </w:r>
-      <w:r>
-        <w:t xml:space="preserve"> </w:t>
-      </w:r>
-      <w:hyperlink r:id="rId18" w:history="1">
-        <w:r>
-          <w:rPr>
-            <w:rStyle w:val="Hipervnculo"/>
-          </w:rPr>
-          <w:t>https://repositorio.fedepalma.org/handle/123456789/84193</w:t>
-        </w:r>
-      </w:hyperlink>
-      <w:r>
-        <w:rPr>
-          <w:rStyle w:val="Hipervnculo"/>
-        </w:rPr>
-        <w:t xml:space="preserve"> </w:t>
-      </w:r>
-    </w:p>
-    <w:p>
-      <w:r>
-        <w:t xml:space="preserve">CIRAD. (2008). Germinated oil palm seed: Recommendations for prenursery and nursery management (edición en inglés). </w:t>
-      </w:r>
-      <w:r>
-        <w:t>CIRAD. Montferrier-sur-Lez, Francia.</w:t>
-      </w:r>
-    </w:p>
-    <w:p>
-      <w:pPr>
-        <w:rPr>
-          <w:rStyle w:val="Hipervnculo"/>
-        </w:rPr>
-      </w:pPr>
-      <w:hyperlink r:id="rId19" w:history="1">
-        <w:r>
-          <w:rPr>
-            <w:rStyle w:val="Hipervnculo"/>
-          </w:rPr>
-          <w:t>https://www.palmelit.com/en/content/download/4353/32854/version/4/file/Booklet-of-recommandations-for-prenursery-and-nursery-management-oil-palm-seeds-CIRAD.pdf</w:t>
-        </w:r>
-      </w:hyperlink>
-    </w:p>
-    <w:p>
-      <w:r>
-        <w:t>Federación Nacional de Cultivadores de Palma de Aceite (Fedepalma). (2016). Guía de bolsillo para el reconocimiento y manejo de las principales enfermedades e insectos plaga en el cultivo de la palma de aceite. Bogotá.</w:t>
-      </w:r>
-    </w:p>
-    <w:p>
-      <w:pPr>
-        <w:rPr>
-          <w:rStyle w:val="Hipervnculo"/>
-        </w:rPr>
-      </w:pPr>
       <w:hyperlink r:id="rId20" w:history="1">
-        <w:r>
-          <w:rPr>
-            <w:rStyle w:val="Hipervnculo"/>
-          </w:rPr>
-          <w:t>https://repositorio.fedepalma.org/bitstream/handle/123456789/107659/Guia%20enfermedades%20y%20plagas%2022.pdf?sequence=11</w:t>
-        </w:r>
-      </w:hyperlink>
-    </w:p>
-    <w:p>
-      <w:r>
-        <w:t>Federación Nacional de Cultivadores de Palma de Aceite (Fedepalma). (s. f.). La agroindustria de la palma de aceite en Colombia.</w:t>
-      </w:r>
-    </w:p>
-    <w:p>
-      <w:pPr>
-        <w:rPr>
-          <w:rStyle w:val="Hipervnculo"/>
-        </w:rPr>
-      </w:pPr>
-      <w:hyperlink r:id="rId21" w:history="1">
         <w:r>
           <w:rPr>
             <w:rStyle w:val="Hipervnculo"/>
@@ -9641,7 +9942,6 @@
     </w:p>
     <w:p>
       <w:r>
-        <w:lastRenderedPageBreak/>
         <w:t>Galeano Balaguera, P. (2025, 28 de enero). Colombia alcanzó una producción de 1,7 millones de toneladas de aceite de palma en 2024. Portafolio.</w:t>
       </w:r>
     </w:p>
@@ -9651,7 +9951,7 @@
           <w:rStyle w:val="Hipervnculo"/>
         </w:rPr>
       </w:pPr>
-      <w:hyperlink r:id="rId22" w:history="1">
+      <w:hyperlink r:id="rId21" w:history="1">
         <w:r>
           <w:rPr>
             <w:rStyle w:val="Hipervnculo"/>
@@ -9662,7 +9962,15 @@
     </w:p>
     <w:p>
       <w:r>
-        <w:t>Grupo Jaremar. (2016). Manual de Buenas Prácticas Agrícolas para la Producción Sostenible de la Palma Aceitera por Pequeños Productores. Honduras.</w:t>
+        <w:t xml:space="preserve">Grupo </w:t>
+      </w:r>
+      <w:proofErr w:type="spellStart"/>
+      <w:r>
+        <w:t>Jaremar</w:t>
+      </w:r>
+      <w:proofErr w:type="spellEnd"/>
+      <w:r>
+        <w:t>. (2016). Manual de Buenas Prácticas Agrícolas para la Producción Sostenible de la Palma Aceitera por Pequeños Productores. Honduras.</w:t>
       </w:r>
     </w:p>
     <w:p>
@@ -9671,7 +9979,7 @@
           <w:rStyle w:val="Hipervnculo"/>
         </w:rPr>
       </w:pPr>
-      <w:hyperlink r:id="rId23" w:history="1">
+      <w:hyperlink r:id="rId22" w:history="1">
         <w:r>
           <w:rPr>
             <w:rStyle w:val="Hipervnculo"/>
@@ -9682,7 +9990,39 @@
     </w:p>
     <w:p>
       <w:r>
-        <w:t>Instituto Agropecuario Colombiano ICA. (2011). Manejo del picudo - Rhynchophorus palmarum L. (Coleoptera: Curculionidae). Bogotá.</w:t>
+        <w:t xml:space="preserve">Instituto Agropecuario Colombiano ICA. (2011). Manejo del picudo - </w:t>
+      </w:r>
+      <w:proofErr w:type="spellStart"/>
+      <w:r>
+        <w:t>Rhynchophorus</w:t>
+      </w:r>
+      <w:proofErr w:type="spellEnd"/>
+      <w:r>
+        <w:t xml:space="preserve"> </w:t>
+      </w:r>
+      <w:proofErr w:type="spellStart"/>
+      <w:r>
+        <w:t>palmarum</w:t>
+      </w:r>
+      <w:proofErr w:type="spellEnd"/>
+      <w:r>
+        <w:t xml:space="preserve"> L. (</w:t>
+      </w:r>
+      <w:proofErr w:type="spellStart"/>
+      <w:r>
+        <w:t>Coleoptera</w:t>
+      </w:r>
+      <w:proofErr w:type="spellEnd"/>
+      <w:r>
+        <w:t xml:space="preserve">: </w:t>
+      </w:r>
+      <w:proofErr w:type="spellStart"/>
+      <w:r>
+        <w:t>Curculionidae</w:t>
+      </w:r>
+      <w:proofErr w:type="spellEnd"/>
+      <w:r>
+        <w:t>). Bogotá.</w:t>
       </w:r>
     </w:p>
     <w:p>
@@ -9691,7 +10031,7 @@
           <w:rStyle w:val="Hipervnculo"/>
         </w:rPr>
       </w:pPr>
-      <w:hyperlink r:id="rId24" w:history="1">
+      <w:hyperlink r:id="rId23" w:history="1">
         <w:r>
           <w:rPr>
             <w:rStyle w:val="Hipervnculo"/>
@@ -9711,7 +10051,7 @@
           <w:rStyle w:val="Hipervnculo"/>
         </w:rPr>
       </w:pPr>
-      <w:hyperlink r:id="rId25" w:history="1">
+      <w:hyperlink r:id="rId24" w:history="1">
         <w:r>
           <w:rPr>
             <w:rStyle w:val="Hipervnculo"/>
@@ -9729,12 +10069,28 @@
         </w:rPr>
       </w:pPr>
       <w:r>
-        <w:t>Instituto Nacional de Investigaciones Agropecuarias – INIAP. (2017). Guía para facilitar el aprendizaje en el manejo integrado del cultivo de Palma aceitera (Elaeis guineensis, Jacq). Santo Domingo, Ecuador.</w:t>
-      </w:r>
+        <w:t>Instituto Nacional de Investigaciones Agropecuarias – INIAP. (2017). Guía para facilitar el aprendizaje en el manejo integrado del cultivo de Palma aceitera (</w:t>
+      </w:r>
+      <w:proofErr w:type="spellStart"/>
+      <w:r>
+        <w:t>Elaeis</w:t>
+      </w:r>
+      <w:proofErr w:type="spellEnd"/>
       <w:r>
         <w:t xml:space="preserve"> </w:t>
       </w:r>
-      <w:hyperlink r:id="rId26" w:history="1">
+      <w:proofErr w:type="spellStart"/>
+      <w:r>
+        <w:t>guineensis</w:t>
+      </w:r>
+      <w:proofErr w:type="spellEnd"/>
+      <w:r>
+        <w:t>, Jacq). Santo Domingo, Ecuador.</w:t>
+      </w:r>
+      <w:r>
+        <w:t xml:space="preserve"> </w:t>
+      </w:r>
+      <w:hyperlink r:id="rId25" w:history="1">
         <w:r>
           <w:rPr>
             <w:rStyle w:val="Hipervnculo"/>
@@ -9752,19 +10108,35 @@
         </w:rPr>
       </w:pPr>
       <w:r>
-        <w:t>Instituto Nacional de Investigaciones Forestales, Agrícolas y Pecuarias - INIFAB. (2011). Producción de planta en Paquete Tecnológico Palma de Aceite (Elaeis guinnensis Jacq.). México.</w:t>
+        <w:t>Instituto Nacional de Investigaciones Forestales, Agrícolas y Pecuarias - INIFAB. (2011). Producción de planta en Paquete Tecnológico Palma de Aceite (</w:t>
+      </w:r>
+      <w:proofErr w:type="spellStart"/>
+      <w:r>
+        <w:t>Elaeis</w:t>
+      </w:r>
+      <w:proofErr w:type="spellEnd"/>
+      <w:r>
+        <w:t xml:space="preserve"> </w:t>
+      </w:r>
+      <w:proofErr w:type="spellStart"/>
+      <w:r>
+        <w:t>guinnensis</w:t>
+      </w:r>
+      <w:proofErr w:type="spellEnd"/>
+      <w:r>
+        <w:t xml:space="preserve"> </w:t>
+      </w:r>
+      <w:proofErr w:type="spellStart"/>
+      <w:r>
+        <w:t>Jacq</w:t>
+      </w:r>
+      <w:proofErr w:type="spellEnd"/>
+      <w:r>
+        <w:t>.). México.</w:t>
       </w:r>
       <w:r>
         <w:t xml:space="preserve">  </w:t>
       </w:r>
-      <w:hyperlink r:id="rId27" w:history="1">
-        <w:r>
-          <w:rPr>
-            <w:rStyle w:val="Hipervnculo"/>
-          </w:rPr>
-          <w:t>https://www.gob.mx/inifap/prensa/inifap-desarrolla-tecnicas-para-producir-palma-de-aceite</w:t>
-        </w:r>
-      </w:hyperlink>
     </w:p>
     <w:p>
       <w:pPr>
@@ -9773,13 +10145,36 @@
         </w:rPr>
       </w:pPr>
       <w:r>
-        <w:lastRenderedPageBreak/>
-        <w:t>Narváez, J., Chilito, L., &amp; Bastidas, S. (1996). Determinación de la madurez óptima de cosecha para la palma de aceite (Elaeis guineensis Jacq.) en la región de Tumaco, Nariño.</w:t>
+        <w:t>Narváez, J., Chilito, L., &amp; Bastidas, S. (1996). Determinación de la madurez óptima de cosecha para la palma de aceite (</w:t>
+      </w:r>
+      <w:proofErr w:type="spellStart"/>
+      <w:r>
+        <w:t>Elaeis</w:t>
+      </w:r>
+      <w:proofErr w:type="spellEnd"/>
+      <w:r>
+        <w:t xml:space="preserve"> </w:t>
+      </w:r>
+      <w:proofErr w:type="spellStart"/>
+      <w:r>
+        <w:t>guineensis</w:t>
+      </w:r>
+      <w:proofErr w:type="spellEnd"/>
+      <w:r>
+        <w:t xml:space="preserve"> </w:t>
+      </w:r>
+      <w:proofErr w:type="spellStart"/>
+      <w:r>
+        <w:t>Jacq</w:t>
+      </w:r>
+      <w:proofErr w:type="spellEnd"/>
+      <w:r>
+        <w:t>.) en la región de Tumaco, Nariño.</w:t>
       </w:r>
       <w:r>
         <w:t xml:space="preserve">  </w:t>
       </w:r>
-      <w:hyperlink r:id="rId28" w:history="1">
+      <w:hyperlink r:id="rId26" w:history="1">
         <w:r>
           <w:rPr>
             <w:rStyle w:val="Hipervnculo"/>
@@ -9797,12 +10192,13 @@
         </w:rPr>
       </w:pPr>
       <w:r>
+        <w:lastRenderedPageBreak/>
         <w:t>Ortíz, R. &amp; Fernández, O. (2000). Cultivo de la palma aceitera. San José: Editorial Universidad Estatal a Distancia.</w:t>
       </w:r>
       <w:r>
         <w:t xml:space="preserve">  </w:t>
       </w:r>
-      <w:hyperlink r:id="rId29" w:anchor="v=onepage&amp;q&amp;f=false" w:history="1">
+      <w:hyperlink r:id="rId27" w:anchor="v=onepage&amp;q&amp;f=false" w:history="1">
         <w:r>
           <w:rPr>
             <w:rStyle w:val="Hipervnculo"/>
@@ -9825,7 +10221,7 @@
       <w:r>
         <w:t xml:space="preserve">  </w:t>
       </w:r>
-      <w:hyperlink r:id="rId30" w:history="1">
+      <w:hyperlink r:id="rId28" w:history="1">
         <w:r>
           <w:rPr>
             <w:rStyle w:val="Hipervnculo"/>
@@ -9848,7 +10244,7 @@
       <w:r>
         <w:t xml:space="preserve">  </w:t>
       </w:r>
-      <w:hyperlink r:id="rId31" w:history="1">
+      <w:hyperlink r:id="rId29" w:history="1">
         <w:r>
           <w:rPr>
             <w:rStyle w:val="Hipervnculo"/>
@@ -9871,7 +10267,7 @@
       <w:r>
         <w:t xml:space="preserve">  </w:t>
       </w:r>
-      <w:hyperlink r:id="rId32" w:history="1">
+      <w:hyperlink r:id="rId30" w:history="1">
         <w:r>
           <w:rPr>
             <w:rStyle w:val="Hipervnculo"/>
@@ -9889,19 +10285,19 @@
         </w:rPr>
       </w:pPr>
       <w:r>
-        <w:t>TECHNOSERVE. (2009). Comparativo técnico de rendimientos de cultivos oleaginosos. Technoserve.</w:t>
+        <w:t xml:space="preserve">TECHNOSERVE. (2009). Comparativo técnico de rendimientos de cultivos oleaginosos. </w:t>
+      </w:r>
+      <w:proofErr w:type="spellStart"/>
+      <w:r>
+        <w:t>Technoserve</w:t>
+      </w:r>
+      <w:proofErr w:type="spellEnd"/>
+      <w:r>
+        <w:t>.</w:t>
       </w:r>
       <w:r>
         <w:t xml:space="preserve"> </w:t>
       </w:r>
-      <w:hyperlink r:id="rId33" w:history="1">
-        <w:r>
-          <w:rPr>
-            <w:rStyle w:val="Hipervnculo"/>
-          </w:rPr>
-          <w:t>https://bibliotecadelbotanico.org/producto/manual-tecnico-de-palma-africana</w:t>
-        </w:r>
-      </w:hyperlink>
     </w:p>
     <w:p>
       <w:pPr>
@@ -10095,8 +10491,16 @@
               <w:rPr>
                 <w:lang w:val="es-CO"/>
               </w:rPr>
-              <w:t>Olga Constanza Bermúdez Jaimes</w:t>
-            </w:r>
+              <w:t xml:space="preserve">Olga Constanza Bermúdez </w:t>
+            </w:r>
+            <w:proofErr w:type="spellStart"/>
+            <w:r>
+              <w:rPr>
+                <w:lang w:val="es-CO"/>
+              </w:rPr>
+              <w:t>Jaimes</w:t>
+            </w:r>
+            <w:proofErr w:type="spellEnd"/>
           </w:p>
         </w:tc>
         <w:tc>
@@ -10302,7 +10706,35 @@
               <w:rPr>
                 <w:lang w:val="es-CO"/>
               </w:rPr>
-              <w:t xml:space="preserve">Carlos Julian Ramirez </w:t>
+              <w:t xml:space="preserve">Carlos </w:t>
+            </w:r>
+            <w:proofErr w:type="spellStart"/>
+            <w:r>
+              <w:rPr>
+                <w:lang w:val="es-CO"/>
+              </w:rPr>
+              <w:t>Julian</w:t>
+            </w:r>
+            <w:proofErr w:type="spellEnd"/>
+            <w:r>
+              <w:rPr>
+                <w:lang w:val="es-CO"/>
+              </w:rPr>
+              <w:t xml:space="preserve"> </w:t>
+            </w:r>
+            <w:proofErr w:type="spellStart"/>
+            <w:r>
+              <w:rPr>
+                <w:lang w:val="es-CO"/>
+              </w:rPr>
+              <w:t>Ramirez</w:t>
+            </w:r>
+            <w:proofErr w:type="spellEnd"/>
+            <w:r>
+              <w:rPr>
+                <w:lang w:val="es-CO"/>
+              </w:rPr>
+              <w:t xml:space="preserve"> </w:t>
             </w:r>
             <w:r>
               <w:rPr>
@@ -10425,6 +10857,7 @@
               </w:rPr>
               <w:t xml:space="preserve"> </w:t>
             </w:r>
+            <w:proofErr w:type="spellStart"/>
             <w:r>
               <w:rPr>
                 <w:rStyle w:val="Extranjerismo"/>
@@ -10432,6 +10865,7 @@
               </w:rPr>
               <w:t>stack</w:t>
             </w:r>
+            <w:proofErr w:type="spellEnd"/>
           </w:p>
         </w:tc>
         <w:tc>
@@ -10711,12 +11145,28 @@
                 <w:lang w:val="es-CO"/>
               </w:rPr>
             </w:pPr>
+            <w:proofErr w:type="spellStart"/>
             <w:r>
               <w:rPr>
                 <w:lang w:val="es-CO"/>
               </w:rPr>
-              <w:t>Maria Carolina Tamayo Lopez</w:t>
-            </w:r>
+              <w:t>Maria</w:t>
+            </w:r>
+            <w:proofErr w:type="spellEnd"/>
+            <w:r>
+              <w:rPr>
+                <w:lang w:val="es-CO"/>
+              </w:rPr>
+              <w:t xml:space="preserve"> Carolina Tamayo </w:t>
+            </w:r>
+            <w:proofErr w:type="spellStart"/>
+            <w:r>
+              <w:rPr>
+                <w:lang w:val="es-CO"/>
+              </w:rPr>
+              <w:t>Lopez</w:t>
+            </w:r>
+            <w:proofErr w:type="spellEnd"/>
           </w:p>
         </w:tc>
         <w:tc>
@@ -11111,11 +11561,19 @@
                 <w:lang w:val="es-CO"/>
               </w:rPr>
             </w:pPr>
+            <w:proofErr w:type="spellStart"/>
             <w:r>
               <w:rPr>
                 <w:lang w:val="es-CO"/>
               </w:rPr>
-              <w:t>Anyerson Wilfredo Pizo Ossa</w:t>
+              <w:t>Anyerson</w:t>
+            </w:r>
+            <w:proofErr w:type="spellEnd"/>
+            <w:r>
+              <w:rPr>
+                <w:lang w:val="es-CO"/>
+              </w:rPr>
+              <w:t xml:space="preserve"> Wilfredo Pizo Ossa</w:t>
             </w:r>
           </w:p>
         </w:tc>
@@ -11185,8 +11643,8 @@
       </w:pPr>
     </w:p>
     <w:sectPr>
-      <w:headerReference w:type="default" r:id="rId34"/>
-      <w:footerReference w:type="default" r:id="rId35"/>
+      <w:headerReference w:type="default" r:id="rId31"/>
+      <w:footerReference w:type="default" r:id="rId32"/>
       <w:pgSz w:w="12240" w:h="15840"/>
       <w:pgMar w:top="1701" w:right="1134" w:bottom="1134" w:left="1134" w:header="709" w:footer="737" w:gutter="0"/>
       <w:pgNumType w:start="1"/>
@@ -11199,7 +11657,7 @@
 </file>
 
 <file path=word/endnotes.xml><?xml version="1.0" encoding="utf-8"?>
-<w:endnotes xmlns:wpc="http://schemas.microsoft.com/office/word/2010/wordprocessingCanvas" xmlns:cx="http://schemas.microsoft.com/office/drawing/2014/chartex" xmlns:cx1="http://schemas.microsoft.com/office/drawing/2015/9/8/chartex" xmlns:cx2="http://schemas.microsoft.com/office/drawing/2015/10/21/chartex" xmlns:cx3="http://schemas.microsoft.com/office/drawing/2016/5/9/chartex" xmlns:cx4="http://schemas.microsoft.com/office/drawing/2016/5/10/chartex" xmlns:cx5="http://schemas.microsoft.com/office/drawing/2016/5/11/chartex" xmlns:cx6="http://schemas.microsoft.com/office/drawing/2016/5/12/chartex" xmlns:cx7="http://schemas.microsoft.com/office/drawing/2016/5/13/chartex" xmlns:cx8="http://schemas.microsoft.com/office/drawing/2016/5/14/chartex" xmlns:mc="http://schemas.openxmlformats.org/markup-compatibility/2006" xmlns:aink="http://schemas.microsoft.com/office/drawing/2016/ink" xmlns:am3d="http://schemas.microsoft.com/office/drawing/2017/model3d" xmlns:o="urn:schemas-microsoft-com:office:office" xmlns:oel="http://schemas.microsoft.com/office/2019/extlst" xmlns:r="http://schemas.openxmlformats.org/officeDocument/2006/relationships" xmlns:m="http://schemas.openxmlformats.org/officeDocument/2006/math" xmlns:v="urn:schemas-microsoft-com:vml" xmlns:wp14="http://schemas.microsoft.com/office/word/2010/wordprocessingDrawing" xmlns:wp="http://schemas.openxmlformats.org/drawingml/2006/wordprocessingDrawing" xmlns:w10="urn:schemas-microsoft-com:office:word" xmlns:w="http://schemas.openxmlformats.org/wordprocessingml/2006/main" xmlns:w14="http://schemas.microsoft.com/office/word/2010/wordml" xmlns:w15="http://schemas.microsoft.com/office/word/2012/wordml" xmlns:w16cex="http://schemas.microsoft.com/office/word/2018/wordml/cex" xmlns:w16cid="http://schemas.microsoft.com/office/word/2016/wordml/cid" xmlns:w16="http://schemas.microsoft.com/office/word/2018/wordml" xmlns:w16du="http://schemas.microsoft.com/office/word/2023/wordml/word16du" xmlns:w16sdtdh="http://schemas.microsoft.com/office/word/2020/wordml/sdtdatahash" xmlns:w16sdtfl="http://schemas.microsoft.com/office/word/2024/wordml/sdtformatlock" xmlns:w16se="http://schemas.microsoft.com/office/word/2015/wordml/symex" xmlns:wpg="http://schemas.microsoft.com/office/word/2010/wordprocessingGroup" xmlns:wpi="http://schemas.microsoft.com/office/word/2010/wordprocessingInk" xmlns:wne="http://schemas.microsoft.com/office/word/2006/wordml" xmlns:wps="http://schemas.microsoft.com/office/word/2010/wordprocessingShape" mc:Ignorable="w14 w15 w16se w16cid w16 w16cex w16sdtdh w16sdtfl w16du wp14">
+<w:endnotes xmlns:wpc="http://schemas.microsoft.com/office/word/2010/wordprocessingCanvas" xmlns:cx="http://schemas.microsoft.com/office/drawing/2014/chartex" xmlns:cx1="http://schemas.microsoft.com/office/drawing/2015/9/8/chartex" xmlns:cx2="http://schemas.microsoft.com/office/drawing/2015/10/21/chartex" xmlns:cx3="http://schemas.microsoft.com/office/drawing/2016/5/9/chartex" xmlns:cx4="http://schemas.microsoft.com/office/drawing/2016/5/10/chartex" xmlns:cx5="http://schemas.microsoft.com/office/drawing/2016/5/11/chartex" xmlns:cx6="http://schemas.microsoft.com/office/drawing/2016/5/12/chartex" xmlns:cx7="http://schemas.microsoft.com/office/drawing/2016/5/13/chartex" xmlns:cx8="http://schemas.microsoft.com/office/drawing/2016/5/14/chartex" xmlns:mc="http://schemas.openxmlformats.org/markup-compatibility/2006" xmlns:m="http://schemas.openxmlformats.org/officeDocument/2006/math" xmlns:aink="http://schemas.microsoft.com/office/drawing/2016/ink" xmlns:am3d="http://schemas.microsoft.com/office/drawing/2017/model3d" xmlns:oel="http://schemas.microsoft.com/office/2019/extlst" xmlns:r="http://schemas.openxmlformats.org/officeDocument/2006/relationships" xmlns:wp14="http://schemas.microsoft.com/office/word/2010/wordprocessingDrawing" xmlns:wp="http://schemas.openxmlformats.org/drawingml/2006/wordprocessingDrawing" xmlns:wpg="http://schemas.microsoft.com/office/word/2010/wordprocessingGroup" xmlns:wpi="http://schemas.microsoft.com/office/word/2010/wordprocessingInk" xmlns:wps="http://schemas.microsoft.com/office/word/2010/wordprocessingShape" xmlns:o="urn:schemas-microsoft-com:office:office" xmlns:v="urn:schemas-microsoft-com:vml" xmlns:w10="urn:schemas-microsoft-com:office:word" xmlns:w="http://schemas.openxmlformats.org/wordprocessingml/2006/main" xmlns:w14="http://schemas.microsoft.com/office/word/2010/wordml" xmlns:w15="http://schemas.microsoft.com/office/word/2012/wordml" xmlns:w16cex="http://schemas.microsoft.com/office/word/2018/wordml/cex" xmlns:w16cid="http://schemas.microsoft.com/office/word/2016/wordml/cid" xmlns:w16="http://schemas.microsoft.com/office/word/2018/wordml" xmlns:w16sdtdh="http://schemas.microsoft.com/office/word/2020/wordml/sdtdatahash" xmlns:w16sdtfl="http://schemas.microsoft.com/office/word/2024/wordml/sdtformatlock" xmlns:w16se="http://schemas.microsoft.com/office/word/2015/wordml/symex" xmlns:w16du="http://schemas.microsoft.com/office/word/2023/wordml/word16du" xmlns:wne="http://schemas.microsoft.com/office/word/2006/wordml" mc:Ignorable="w14 w15 w16se w16cid w16 w16cex w16sdtdh w16sdtfl w16du wp14">
   <w:endnote w:type="separator" w:id="-1">
     <w:p>
       <w:pPr>
@@ -11224,7 +11682,7 @@
 </file>
 
 <file path=word/footer1.xml><?xml version="1.0" encoding="utf-8"?>
-<w:ftr xmlns:wpc="http://schemas.microsoft.com/office/word/2010/wordprocessingCanvas" xmlns:cx="http://schemas.microsoft.com/office/drawing/2014/chartex" xmlns:cx1="http://schemas.microsoft.com/office/drawing/2015/9/8/chartex" xmlns:cx2="http://schemas.microsoft.com/office/drawing/2015/10/21/chartex" xmlns:cx3="http://schemas.microsoft.com/office/drawing/2016/5/9/chartex" xmlns:cx4="http://schemas.microsoft.com/office/drawing/2016/5/10/chartex" xmlns:cx5="http://schemas.microsoft.com/office/drawing/2016/5/11/chartex" xmlns:cx6="http://schemas.microsoft.com/office/drawing/2016/5/12/chartex" xmlns:cx7="http://schemas.microsoft.com/office/drawing/2016/5/13/chartex" xmlns:cx8="http://schemas.microsoft.com/office/drawing/2016/5/14/chartex" xmlns:mc="http://schemas.openxmlformats.org/markup-compatibility/2006" xmlns:aink="http://schemas.microsoft.com/office/drawing/2016/ink" xmlns:am3d="http://schemas.microsoft.com/office/drawing/2017/model3d" xmlns:o="urn:schemas-microsoft-com:office:office" xmlns:oel="http://schemas.microsoft.com/office/2019/extlst" xmlns:r="http://schemas.openxmlformats.org/officeDocument/2006/relationships" xmlns:m="http://schemas.openxmlformats.org/officeDocument/2006/math" xmlns:v="urn:schemas-microsoft-com:vml" xmlns:wp14="http://schemas.microsoft.com/office/word/2010/wordprocessingDrawing" xmlns:wp="http://schemas.openxmlformats.org/drawingml/2006/wordprocessingDrawing" xmlns:w10="urn:schemas-microsoft-com:office:word" xmlns:w="http://schemas.openxmlformats.org/wordprocessingml/2006/main" xmlns:w14="http://schemas.microsoft.com/office/word/2010/wordml" xmlns:w15="http://schemas.microsoft.com/office/word/2012/wordml" xmlns:w16cex="http://schemas.microsoft.com/office/word/2018/wordml/cex" xmlns:w16cid="http://schemas.microsoft.com/office/word/2016/wordml/cid" xmlns:w16="http://schemas.microsoft.com/office/word/2018/wordml" xmlns:w16du="http://schemas.microsoft.com/office/word/2023/wordml/word16du" xmlns:w16sdtdh="http://schemas.microsoft.com/office/word/2020/wordml/sdtdatahash" xmlns:w16sdtfl="http://schemas.microsoft.com/office/word/2024/wordml/sdtformatlock" xmlns:w16se="http://schemas.microsoft.com/office/word/2015/wordml/symex" xmlns:wpg="http://schemas.microsoft.com/office/word/2010/wordprocessingGroup" xmlns:wpi="http://schemas.microsoft.com/office/word/2010/wordprocessingInk" xmlns:wne="http://schemas.microsoft.com/office/word/2006/wordml" xmlns:wps="http://schemas.microsoft.com/office/word/2010/wordprocessingShape" mc:Ignorable="w14 w15 w16se w16cid w16 w16cex w16sdtdh w16sdtfl w16du wp14">
+<w:ftr xmlns:wpc="http://schemas.microsoft.com/office/word/2010/wordprocessingCanvas" xmlns:cx="http://schemas.microsoft.com/office/drawing/2014/chartex" xmlns:cx1="http://schemas.microsoft.com/office/drawing/2015/9/8/chartex" xmlns:cx2="http://schemas.microsoft.com/office/drawing/2015/10/21/chartex" xmlns:cx3="http://schemas.microsoft.com/office/drawing/2016/5/9/chartex" xmlns:cx4="http://schemas.microsoft.com/office/drawing/2016/5/10/chartex" xmlns:cx5="http://schemas.microsoft.com/office/drawing/2016/5/11/chartex" xmlns:cx6="http://schemas.microsoft.com/office/drawing/2016/5/12/chartex" xmlns:cx7="http://schemas.microsoft.com/office/drawing/2016/5/13/chartex" xmlns:cx8="http://schemas.microsoft.com/office/drawing/2016/5/14/chartex" xmlns:mc="http://schemas.openxmlformats.org/markup-compatibility/2006" xmlns:m="http://schemas.openxmlformats.org/officeDocument/2006/math" xmlns:aink="http://schemas.microsoft.com/office/drawing/2016/ink" xmlns:am3d="http://schemas.microsoft.com/office/drawing/2017/model3d" xmlns:oel="http://schemas.microsoft.com/office/2019/extlst" xmlns:r="http://schemas.openxmlformats.org/officeDocument/2006/relationships" xmlns:wp14="http://schemas.microsoft.com/office/word/2010/wordprocessingDrawing" xmlns:wp="http://schemas.openxmlformats.org/drawingml/2006/wordprocessingDrawing" xmlns:wpg="http://schemas.microsoft.com/office/word/2010/wordprocessingGroup" xmlns:wpi="http://schemas.microsoft.com/office/word/2010/wordprocessingInk" xmlns:wps="http://schemas.microsoft.com/office/word/2010/wordprocessingShape" xmlns:o="urn:schemas-microsoft-com:office:office" xmlns:v="urn:schemas-microsoft-com:vml" xmlns:w10="urn:schemas-microsoft-com:office:word" xmlns:w="http://schemas.openxmlformats.org/wordprocessingml/2006/main" xmlns:w14="http://schemas.microsoft.com/office/word/2010/wordml" xmlns:w15="http://schemas.microsoft.com/office/word/2012/wordml" xmlns:w16cex="http://schemas.microsoft.com/office/word/2018/wordml/cex" xmlns:w16cid="http://schemas.microsoft.com/office/word/2016/wordml/cid" xmlns:w16="http://schemas.microsoft.com/office/word/2018/wordml" xmlns:w16sdtdh="http://schemas.microsoft.com/office/word/2020/wordml/sdtdatahash" xmlns:w16sdtfl="http://schemas.microsoft.com/office/word/2024/wordml/sdtformatlock" xmlns:w16se="http://schemas.microsoft.com/office/word/2015/wordml/symex" xmlns:w16du="http://schemas.microsoft.com/office/word/2023/wordml/word16du" xmlns:wne="http://schemas.microsoft.com/office/word/2006/wordml" mc:Ignorable="w14 w15 w16se w16cid w16 w16cex w16sdtdh w16sdtfl w16du wp14">
   <w:sdt>
     <w:sdtPr>
       <w:id w:val="-1465197936"/>
@@ -11252,7 +11710,13 @@
           <w:rPr>
             <w:noProof/>
           </w:rPr>
-          <w:t>15</w:t>
+          <w:t>1</w:t>
+        </w:r>
+        <w:r>
+          <w:rPr>
+            <w:noProof/>
+          </w:rPr>
+          <w:t>5</w:t>
         </w:r>
         <w:r>
           <w:fldChar w:fldCharType="end"/>
@@ -11269,7 +11733,7 @@
 </file>
 
 <file path=word/footnotes.xml><?xml version="1.0" encoding="utf-8"?>
-<w:footnotes xmlns:wpc="http://schemas.microsoft.com/office/word/2010/wordprocessingCanvas" xmlns:cx="http://schemas.microsoft.com/office/drawing/2014/chartex" xmlns:cx1="http://schemas.microsoft.com/office/drawing/2015/9/8/chartex" xmlns:cx2="http://schemas.microsoft.com/office/drawing/2015/10/21/chartex" xmlns:cx3="http://schemas.microsoft.com/office/drawing/2016/5/9/chartex" xmlns:cx4="http://schemas.microsoft.com/office/drawing/2016/5/10/chartex" xmlns:cx5="http://schemas.microsoft.com/office/drawing/2016/5/11/chartex" xmlns:cx6="http://schemas.microsoft.com/office/drawing/2016/5/12/chartex" xmlns:cx7="http://schemas.microsoft.com/office/drawing/2016/5/13/chartex" xmlns:cx8="http://schemas.microsoft.com/office/drawing/2016/5/14/chartex" xmlns:mc="http://schemas.openxmlformats.org/markup-compatibility/2006" xmlns:aink="http://schemas.microsoft.com/office/drawing/2016/ink" xmlns:am3d="http://schemas.microsoft.com/office/drawing/2017/model3d" xmlns:o="urn:schemas-microsoft-com:office:office" xmlns:oel="http://schemas.microsoft.com/office/2019/extlst" xmlns:r="http://schemas.openxmlformats.org/officeDocument/2006/relationships" xmlns:m="http://schemas.openxmlformats.org/officeDocument/2006/math" xmlns:v="urn:schemas-microsoft-com:vml" xmlns:wp14="http://schemas.microsoft.com/office/word/2010/wordprocessingDrawing" xmlns:wp="http://schemas.openxmlformats.org/drawingml/2006/wordprocessingDrawing" xmlns:w10="urn:schemas-microsoft-com:office:word" xmlns:w="http://schemas.openxmlformats.org/wordprocessingml/2006/main" xmlns:w14="http://schemas.microsoft.com/office/word/2010/wordml" xmlns:w15="http://schemas.microsoft.com/office/word/2012/wordml" xmlns:w16cex="http://schemas.microsoft.com/office/word/2018/wordml/cex" xmlns:w16cid="http://schemas.microsoft.com/office/word/2016/wordml/cid" xmlns:w16="http://schemas.microsoft.com/office/word/2018/wordml" xmlns:w16du="http://schemas.microsoft.com/office/word/2023/wordml/word16du" xmlns:w16sdtdh="http://schemas.microsoft.com/office/word/2020/wordml/sdtdatahash" xmlns:w16sdtfl="http://schemas.microsoft.com/office/word/2024/wordml/sdtformatlock" xmlns:w16se="http://schemas.microsoft.com/office/word/2015/wordml/symex" xmlns:wpg="http://schemas.microsoft.com/office/word/2010/wordprocessingGroup" xmlns:wpi="http://schemas.microsoft.com/office/word/2010/wordprocessingInk" xmlns:wne="http://schemas.microsoft.com/office/word/2006/wordml" xmlns:wps="http://schemas.microsoft.com/office/word/2010/wordprocessingShape" mc:Ignorable="w14 w15 w16se w16cid w16 w16cex w16sdtdh w16sdtfl w16du wp14">
+<w:footnotes xmlns:wpc="http://schemas.microsoft.com/office/word/2010/wordprocessingCanvas" xmlns:cx="http://schemas.microsoft.com/office/drawing/2014/chartex" xmlns:cx1="http://schemas.microsoft.com/office/drawing/2015/9/8/chartex" xmlns:cx2="http://schemas.microsoft.com/office/drawing/2015/10/21/chartex" xmlns:cx3="http://schemas.microsoft.com/office/drawing/2016/5/9/chartex" xmlns:cx4="http://schemas.microsoft.com/office/drawing/2016/5/10/chartex" xmlns:cx5="http://schemas.microsoft.com/office/drawing/2016/5/11/chartex" xmlns:cx6="http://schemas.microsoft.com/office/drawing/2016/5/12/chartex" xmlns:cx7="http://schemas.microsoft.com/office/drawing/2016/5/13/chartex" xmlns:cx8="http://schemas.microsoft.com/office/drawing/2016/5/14/chartex" xmlns:mc="http://schemas.openxmlformats.org/markup-compatibility/2006" xmlns:m="http://schemas.openxmlformats.org/officeDocument/2006/math" xmlns:aink="http://schemas.microsoft.com/office/drawing/2016/ink" xmlns:am3d="http://schemas.microsoft.com/office/drawing/2017/model3d" xmlns:oel="http://schemas.microsoft.com/office/2019/extlst" xmlns:r="http://schemas.openxmlformats.org/officeDocument/2006/relationships" xmlns:wp14="http://schemas.microsoft.com/office/word/2010/wordprocessingDrawing" xmlns:wp="http://schemas.openxmlformats.org/drawingml/2006/wordprocessingDrawing" xmlns:wpg="http://schemas.microsoft.com/office/word/2010/wordprocessingGroup" xmlns:wpi="http://schemas.microsoft.com/office/word/2010/wordprocessingInk" xmlns:wps="http://schemas.microsoft.com/office/word/2010/wordprocessingShape" xmlns:o="urn:schemas-microsoft-com:office:office" xmlns:v="urn:schemas-microsoft-com:vml" xmlns:w10="urn:schemas-microsoft-com:office:word" xmlns:w="http://schemas.openxmlformats.org/wordprocessingml/2006/main" xmlns:w14="http://schemas.microsoft.com/office/word/2010/wordml" xmlns:w15="http://schemas.microsoft.com/office/word/2012/wordml" xmlns:w16cex="http://schemas.microsoft.com/office/word/2018/wordml/cex" xmlns:w16cid="http://schemas.microsoft.com/office/word/2016/wordml/cid" xmlns:w16="http://schemas.microsoft.com/office/word/2018/wordml" xmlns:w16sdtdh="http://schemas.microsoft.com/office/word/2020/wordml/sdtdatahash" xmlns:w16sdtfl="http://schemas.microsoft.com/office/word/2024/wordml/sdtformatlock" xmlns:w16se="http://schemas.microsoft.com/office/word/2015/wordml/symex" xmlns:w16du="http://schemas.microsoft.com/office/word/2023/wordml/word16du" xmlns:wne="http://schemas.microsoft.com/office/word/2006/wordml" mc:Ignorable="w14 w15 w16se w16cid w16 w16cex w16sdtdh w16sdtfl w16du wp14">
   <w:footnote w:type="separator" w:id="-1">
     <w:p>
       <w:pPr>
@@ -11294,7 +11758,7 @@
 </file>
 
 <file path=word/header1.xml><?xml version="1.0" encoding="utf-8"?>
-<w:hdr xmlns:wpc="http://schemas.microsoft.com/office/word/2010/wordprocessingCanvas" xmlns:cx="http://schemas.microsoft.com/office/drawing/2014/chartex" xmlns:cx1="http://schemas.microsoft.com/office/drawing/2015/9/8/chartex" xmlns:cx2="http://schemas.microsoft.com/office/drawing/2015/10/21/chartex" xmlns:cx3="http://schemas.microsoft.com/office/drawing/2016/5/9/chartex" xmlns:cx4="http://schemas.microsoft.com/office/drawing/2016/5/10/chartex" xmlns:cx5="http://schemas.microsoft.com/office/drawing/2016/5/11/chartex" xmlns:cx6="http://schemas.microsoft.com/office/drawing/2016/5/12/chartex" xmlns:cx7="http://schemas.microsoft.com/office/drawing/2016/5/13/chartex" xmlns:cx8="http://schemas.microsoft.com/office/drawing/2016/5/14/chartex" xmlns:mc="http://schemas.openxmlformats.org/markup-compatibility/2006" xmlns:aink="http://schemas.microsoft.com/office/drawing/2016/ink" xmlns:am3d="http://schemas.microsoft.com/office/drawing/2017/model3d" xmlns:o="urn:schemas-microsoft-com:office:office" xmlns:oel="http://schemas.microsoft.com/office/2019/extlst" xmlns:r="http://schemas.openxmlformats.org/officeDocument/2006/relationships" xmlns:m="http://schemas.openxmlformats.org/officeDocument/2006/math" xmlns:v="urn:schemas-microsoft-com:vml" xmlns:wp14="http://schemas.microsoft.com/office/word/2010/wordprocessingDrawing" xmlns:wp="http://schemas.openxmlformats.org/drawingml/2006/wordprocessingDrawing" xmlns:w10="urn:schemas-microsoft-com:office:word" xmlns:w="http://schemas.openxmlformats.org/wordprocessingml/2006/main" xmlns:w14="http://schemas.microsoft.com/office/word/2010/wordml" xmlns:w15="http://schemas.microsoft.com/office/word/2012/wordml" xmlns:w16cex="http://schemas.microsoft.com/office/word/2018/wordml/cex" xmlns:w16cid="http://schemas.microsoft.com/office/word/2016/wordml/cid" xmlns:w16="http://schemas.microsoft.com/office/word/2018/wordml" xmlns:w16du="http://schemas.microsoft.com/office/word/2023/wordml/word16du" xmlns:w16sdtdh="http://schemas.microsoft.com/office/word/2020/wordml/sdtdatahash" xmlns:w16sdtfl="http://schemas.microsoft.com/office/word/2024/wordml/sdtformatlock" xmlns:w16se="http://schemas.microsoft.com/office/word/2015/wordml/symex" xmlns:wpg="http://schemas.microsoft.com/office/word/2010/wordprocessingGroup" xmlns:wpi="http://schemas.microsoft.com/office/word/2010/wordprocessingInk" xmlns:wne="http://schemas.microsoft.com/office/word/2006/wordml" xmlns:wps="http://schemas.microsoft.com/office/word/2010/wordprocessingShape" mc:Ignorable="w14 w15 w16se w16cid w16 w16cex w16sdtdh w16sdtfl w16du wp14">
+<w:hdr xmlns:wpc="http://schemas.microsoft.com/office/word/2010/wordprocessingCanvas" xmlns:cx="http://schemas.microsoft.com/office/drawing/2014/chartex" xmlns:cx1="http://schemas.microsoft.com/office/drawing/2015/9/8/chartex" xmlns:cx2="http://schemas.microsoft.com/office/drawing/2015/10/21/chartex" xmlns:cx3="http://schemas.microsoft.com/office/drawing/2016/5/9/chartex" xmlns:cx4="http://schemas.microsoft.com/office/drawing/2016/5/10/chartex" xmlns:cx5="http://schemas.microsoft.com/office/drawing/2016/5/11/chartex" xmlns:cx6="http://schemas.microsoft.com/office/drawing/2016/5/12/chartex" xmlns:cx7="http://schemas.microsoft.com/office/drawing/2016/5/13/chartex" xmlns:cx8="http://schemas.microsoft.com/office/drawing/2016/5/14/chartex" xmlns:mc="http://schemas.openxmlformats.org/markup-compatibility/2006" xmlns:m="http://schemas.openxmlformats.org/officeDocument/2006/math" xmlns:aink="http://schemas.microsoft.com/office/drawing/2016/ink" xmlns:am3d="http://schemas.microsoft.com/office/drawing/2017/model3d" xmlns:oel="http://schemas.microsoft.com/office/2019/extlst" xmlns:r="http://schemas.openxmlformats.org/officeDocument/2006/relationships" xmlns:wp14="http://schemas.microsoft.com/office/word/2010/wordprocessingDrawing" xmlns:wp="http://schemas.openxmlformats.org/drawingml/2006/wordprocessingDrawing" xmlns:wpg="http://schemas.microsoft.com/office/word/2010/wordprocessingGroup" xmlns:wpi="http://schemas.microsoft.com/office/word/2010/wordprocessingInk" xmlns:wps="http://schemas.microsoft.com/office/word/2010/wordprocessingShape" xmlns:o="urn:schemas-microsoft-com:office:office" xmlns:v="urn:schemas-microsoft-com:vml" xmlns:w10="urn:schemas-microsoft-com:office:word" xmlns:w="http://schemas.openxmlformats.org/wordprocessingml/2006/main" xmlns:w14="http://schemas.microsoft.com/office/word/2010/wordml" xmlns:w15="http://schemas.microsoft.com/office/word/2012/wordml" xmlns:w16cex="http://schemas.microsoft.com/office/word/2018/wordml/cex" xmlns:w16cid="http://schemas.microsoft.com/office/word/2016/wordml/cid" xmlns:w16="http://schemas.microsoft.com/office/word/2018/wordml" xmlns:w16sdtdh="http://schemas.microsoft.com/office/word/2020/wordml/sdtdatahash" xmlns:w16sdtfl="http://schemas.microsoft.com/office/word/2024/wordml/sdtformatlock" xmlns:w16se="http://schemas.microsoft.com/office/word/2015/wordml/symex" xmlns:w16du="http://schemas.microsoft.com/office/word/2023/wordml/word16du" xmlns:wne="http://schemas.microsoft.com/office/word/2006/wordml" mc:Ignorable="w14 w15 w16se w16cid w16 w16cex w16sdtdh w16sdtfl w16du wp14">
   <w:p>
     <w:pPr>
       <w:pStyle w:val="Encabezado"/>
@@ -11380,7 +11844,7 @@
 </file>
 
 <file path=word/numbering.xml><?xml version="1.0" encoding="utf-8"?>
-<w:numbering xmlns:wpc="http://schemas.microsoft.com/office/word/2010/wordprocessingCanvas" xmlns:cx="http://schemas.microsoft.com/office/drawing/2014/chartex" xmlns:cx1="http://schemas.microsoft.com/office/drawing/2015/9/8/chartex" xmlns:cx2="http://schemas.microsoft.com/office/drawing/2015/10/21/chartex" xmlns:cx3="http://schemas.microsoft.com/office/drawing/2016/5/9/chartex" xmlns:cx4="http://schemas.microsoft.com/office/drawing/2016/5/10/chartex" xmlns:cx5="http://schemas.microsoft.com/office/drawing/2016/5/11/chartex" xmlns:cx6="http://schemas.microsoft.com/office/drawing/2016/5/12/chartex" xmlns:cx7="http://schemas.microsoft.com/office/drawing/2016/5/13/chartex" xmlns:cx8="http://schemas.microsoft.com/office/drawing/2016/5/14/chartex" xmlns:mc="http://schemas.openxmlformats.org/markup-compatibility/2006" xmlns:aink="http://schemas.microsoft.com/office/drawing/2016/ink" xmlns:am3d="http://schemas.microsoft.com/office/drawing/2017/model3d" xmlns:o="urn:schemas-microsoft-com:office:office" xmlns:oel="http://schemas.microsoft.com/office/2019/extlst" xmlns:r="http://schemas.openxmlformats.org/officeDocument/2006/relationships" xmlns:m="http://schemas.openxmlformats.org/officeDocument/2006/math" xmlns:v="urn:schemas-microsoft-com:vml" xmlns:wp14="http://schemas.microsoft.com/office/word/2010/wordprocessingDrawing" xmlns:wp="http://schemas.openxmlformats.org/drawingml/2006/wordprocessingDrawing" xmlns:w10="urn:schemas-microsoft-com:office:word" xmlns:w="http://schemas.openxmlformats.org/wordprocessingml/2006/main" xmlns:w14="http://schemas.microsoft.com/office/word/2010/wordml" xmlns:w15="http://schemas.microsoft.com/office/word/2012/wordml" xmlns:w16cex="http://schemas.microsoft.com/office/word/2018/wordml/cex" xmlns:w16cid="http://schemas.microsoft.com/office/word/2016/wordml/cid" xmlns:w16="http://schemas.microsoft.com/office/word/2018/wordml" xmlns:w16du="http://schemas.microsoft.com/office/word/2023/wordml/word16du" xmlns:w16sdtdh="http://schemas.microsoft.com/office/word/2020/wordml/sdtdatahash" xmlns:w16sdtfl="http://schemas.microsoft.com/office/word/2024/wordml/sdtformatlock" xmlns:w16se="http://schemas.microsoft.com/office/word/2015/wordml/symex" xmlns:wpg="http://schemas.microsoft.com/office/word/2010/wordprocessingGroup" xmlns:wpi="http://schemas.microsoft.com/office/word/2010/wordprocessingInk" xmlns:wne="http://schemas.microsoft.com/office/word/2006/wordml" xmlns:wps="http://schemas.microsoft.com/office/word/2010/wordprocessingShape" mc:Ignorable="w14 w15 w16se w16cid w16 w16cex w16sdtdh w16sdtfl w16du wp14">
+<w:numbering xmlns:wpc="http://schemas.microsoft.com/office/word/2010/wordprocessingCanvas" xmlns:cx="http://schemas.microsoft.com/office/drawing/2014/chartex" xmlns:cx1="http://schemas.microsoft.com/office/drawing/2015/9/8/chartex" xmlns:cx2="http://schemas.microsoft.com/office/drawing/2015/10/21/chartex" xmlns:cx3="http://schemas.microsoft.com/office/drawing/2016/5/9/chartex" xmlns:cx4="http://schemas.microsoft.com/office/drawing/2016/5/10/chartex" xmlns:cx5="http://schemas.microsoft.com/office/drawing/2016/5/11/chartex" xmlns:cx6="http://schemas.microsoft.com/office/drawing/2016/5/12/chartex" xmlns:cx7="http://schemas.microsoft.com/office/drawing/2016/5/13/chartex" xmlns:cx8="http://schemas.microsoft.com/office/drawing/2016/5/14/chartex" xmlns:mc="http://schemas.openxmlformats.org/markup-compatibility/2006" xmlns:m="http://schemas.openxmlformats.org/officeDocument/2006/math" xmlns:aink="http://schemas.microsoft.com/office/drawing/2016/ink" xmlns:am3d="http://schemas.microsoft.com/office/drawing/2017/model3d" xmlns:oel="http://schemas.microsoft.com/office/2019/extlst" xmlns:r="http://schemas.openxmlformats.org/officeDocument/2006/relationships" xmlns:wp14="http://schemas.microsoft.com/office/word/2010/wordprocessingDrawing" xmlns:wp="http://schemas.openxmlformats.org/drawingml/2006/wordprocessingDrawing" xmlns:wpg="http://schemas.microsoft.com/office/word/2010/wordprocessingGroup" xmlns:wpi="http://schemas.microsoft.com/office/word/2010/wordprocessingInk" xmlns:wps="http://schemas.microsoft.com/office/word/2010/wordprocessingShape" xmlns:o="urn:schemas-microsoft-com:office:office" xmlns:v="urn:schemas-microsoft-com:vml" xmlns:w10="urn:schemas-microsoft-com:office:word" xmlns:w="http://schemas.openxmlformats.org/wordprocessingml/2006/main" xmlns:w14="http://schemas.microsoft.com/office/word/2010/wordml" xmlns:w15="http://schemas.microsoft.com/office/word/2012/wordml" xmlns:w16cex="http://schemas.microsoft.com/office/word/2018/wordml/cex" xmlns:w16cid="http://schemas.microsoft.com/office/word/2016/wordml/cid" xmlns:w16="http://schemas.microsoft.com/office/word/2018/wordml" xmlns:w16sdtdh="http://schemas.microsoft.com/office/word/2020/wordml/sdtdatahash" xmlns:w16sdtfl="http://schemas.microsoft.com/office/word/2024/wordml/sdtformatlock" xmlns:w16se="http://schemas.microsoft.com/office/word/2015/wordml/symex" xmlns:w16du="http://schemas.microsoft.com/office/word/2023/wordml/word16du" xmlns:wne="http://schemas.microsoft.com/office/word/2006/wordml" mc:Ignorable="w14 w15 w16se w16cid w16 w16cex w16sdtdh w16sdtfl w16du wp14">
   <w:abstractNum w:abstractNumId="0" w15:restartNumberingAfterBreak="0">
     <w:nsid w:val="FFFFFF89"/>
     <w:multiLevelType w:val="singleLevel"/>
@@ -15502,7 +15966,7 @@
 </file>
 
 <file path=word/styles.xml><?xml version="1.0" encoding="utf-8"?>
-<w:styles xmlns:mc="http://schemas.openxmlformats.org/markup-compatibility/2006" xmlns:r="http://schemas.openxmlformats.org/officeDocument/2006/relationships" xmlns:w="http://schemas.openxmlformats.org/wordprocessingml/2006/main" xmlns:w14="http://schemas.microsoft.com/office/word/2010/wordml" xmlns:w15="http://schemas.microsoft.com/office/word/2012/wordml" xmlns:w16cex="http://schemas.microsoft.com/office/word/2018/wordml/cex" xmlns:w16cid="http://schemas.microsoft.com/office/word/2016/wordml/cid" xmlns:w16="http://schemas.microsoft.com/office/word/2018/wordml" xmlns:w16du="http://schemas.microsoft.com/office/word/2023/wordml/word16du" xmlns:w16sdtdh="http://schemas.microsoft.com/office/word/2020/wordml/sdtdatahash" xmlns:w16sdtfl="http://schemas.microsoft.com/office/word/2024/wordml/sdtformatlock" xmlns:w16se="http://schemas.microsoft.com/office/word/2015/wordml/symex" mc:Ignorable="w14 w15 w16se w16cid w16 w16cex w16sdtdh w16sdtfl w16du">
+<w:styles xmlns:mc="http://schemas.openxmlformats.org/markup-compatibility/2006" xmlns:r="http://schemas.openxmlformats.org/officeDocument/2006/relationships" xmlns:w="http://schemas.openxmlformats.org/wordprocessingml/2006/main" xmlns:w14="http://schemas.microsoft.com/office/word/2010/wordml" xmlns:w15="http://schemas.microsoft.com/office/word/2012/wordml" xmlns:w16cex="http://schemas.microsoft.com/office/word/2018/wordml/cex" xmlns:w16cid="http://schemas.microsoft.com/office/word/2016/wordml/cid" xmlns:w16="http://schemas.microsoft.com/office/word/2018/wordml" xmlns:w16sdtdh="http://schemas.microsoft.com/office/word/2020/wordml/sdtdatahash" xmlns:w16sdtfl="http://schemas.microsoft.com/office/word/2024/wordml/sdtformatlock" xmlns:w16se="http://schemas.microsoft.com/office/word/2015/wordml/symex" xmlns:w16du="http://schemas.microsoft.com/office/word/2023/wordml/word16du" mc:Ignorable="w14 w15 w16se w16cid w16 w16cex w16sdtdh w16sdtfl w16du">
   <w:docDefaults>
     <w:rPrDefault>
       <w:rPr>
@@ -16086,6 +16550,7 @@
   <w:style w:type="character" w:default="1" w:styleId="Fuentedeprrafopredeter">
     <w:name w:val="Default Paragraph Font"/>
     <w:uiPriority w:val="1"/>
+    <w:semiHidden/>
     <w:unhideWhenUsed/>
   </w:style>
   <w:style w:type="table" w:default="1" w:styleId="Tablanormal">
@@ -17332,10 +17797,6 @@
 </file>
 
 <file path=customXml/item1.xml><?xml version="1.0" encoding="utf-8"?>
-<b:Sources xmlns:b="http://schemas.openxmlformats.org/officeDocument/2006/bibliography" xmlns="http://schemas.openxmlformats.org/officeDocument/2006/bibliography" SelectedStyle="\APASixthEditionOfficeOnline.xsl" StyleName="APA" Version="6"/>
-</file>
-
-<file path=customXml/item2.xml><?xml version="1.0" encoding="utf-8"?>
 <ct:contentTypeSchema xmlns:ct="http://schemas.microsoft.com/office/2006/metadata/contentType" xmlns:ma="http://schemas.microsoft.com/office/2006/metadata/properties/metaAttributes" ct:_="" ma:_="" ma:contentTypeName="Documento" ma:contentTypeID="0x0101006A81D6BD42E8DF4C91013959704817E1" ma:contentTypeVersion="15" ma:contentTypeDescription="Crear nuevo documento." ma:contentTypeScope="" ma:versionID="bf4f72ffd194f0963ff564daca6869f7">
   <xsd:schema xmlns:xsd="http://www.w3.org/2001/XMLSchema" xmlns:xs="http://www.w3.org/2001/XMLSchema" xmlns:p="http://schemas.microsoft.com/office/2006/metadata/properties" xmlns:ns2="13c90a0b-73bc-4dc0-be5f-28d77b615beb" xmlns:ns3="13c93bba-48ce-428c-bfe5-88b42c19b028" targetNamespace="http://schemas.microsoft.com/office/2006/metadata/properties" ma:root="true" ma:fieldsID="8718d6f4873a5b1392a45044efa78385" ns2:_="" ns3:_="">
     <xsd:import namespace="13c90a0b-73bc-4dc0-be5f-28d77b615beb"/>
@@ -17570,7 +18031,7 @@
 </ct:contentTypeSchema>
 </file>
 
-<file path=customXml/item3.xml><?xml version="1.0" encoding="utf-8"?>
+<file path=customXml/item2.xml><?xml version="1.0" encoding="utf-8"?>
 <p:properties xmlns:p="http://schemas.microsoft.com/office/2006/metadata/properties" xmlns:xsi="http://www.w3.org/2001/XMLSchema-instance" xmlns:pc="http://schemas.microsoft.com/office/infopath/2007/PartnerControls">
   <documentManagement>
     <TaxCatchAll xmlns="13c90a0b-73bc-4dc0-be5f-28d77b615beb" xsi:nil="true"/>
@@ -17581,7 +18042,7 @@
 </p:properties>
 </file>
 
-<file path=customXml/item4.xml><?xml version="1.0" encoding="utf-8"?>
+<file path=customXml/item3.xml><?xml version="1.0" encoding="utf-8"?>
 <?mso-contentType ?>
 <FormTemplates xmlns="http://schemas.microsoft.com/sharepoint/v3/contenttype/forms">
   <Display>DocumentLibraryForm</Display>
@@ -17590,15 +18051,11 @@
 </FormTemplates>
 </file>
 
-<file path=customXml/itemProps1.xml><?xml version="1.0" encoding="utf-8"?>
-<ds:datastoreItem xmlns:ds="http://schemas.openxmlformats.org/officeDocument/2006/customXml" ds:itemID="{EAE431FD-7059-4C09-804B-C9D69EB7B213}">
-  <ds:schemaRefs>
-    <ds:schemaRef ds:uri="http://schemas.openxmlformats.org/officeDocument/2006/bibliography"/>
-  </ds:schemaRefs>
-</ds:datastoreItem>
+<file path=customXml/item4.xml><?xml version="1.0" encoding="utf-8"?>
+<b:Sources xmlns:b="http://schemas.openxmlformats.org/officeDocument/2006/bibliography" xmlns="http://schemas.openxmlformats.org/officeDocument/2006/bibliography" SelectedStyle="\APASixthEditionOfficeOnline.xsl" StyleName="APA" Version="6"/>
 </file>
 
-<file path=customXml/itemProps2.xml><?xml version="1.0" encoding="utf-8"?>
+<file path=customXml/itemProps1.xml><?xml version="1.0" encoding="utf-8"?>
 <ds:datastoreItem xmlns:ds="http://schemas.openxmlformats.org/officeDocument/2006/customXml" ds:itemID="{BD927250-160E-4371-8189-2EC2B07614D3}">
   <ds:schemaRefs>
     <ds:schemaRef ds:uri="http://schemas.microsoft.com/office/2006/metadata/contentType"/>
@@ -17617,7 +18074,7 @@
 </ds:datastoreItem>
 </file>
 
-<file path=customXml/itemProps3.xml><?xml version="1.0" encoding="utf-8"?>
+<file path=customXml/itemProps2.xml><?xml version="1.0" encoding="utf-8"?>
 <ds:datastoreItem xmlns:ds="http://schemas.openxmlformats.org/officeDocument/2006/customXml" ds:itemID="{1279454D-02BE-4A9C-A117-DCD1573E2608}">
   <ds:schemaRefs>
     <ds:schemaRef ds:uri="http://schemas.microsoft.com/office/2006/metadata/properties"/>
@@ -17628,10 +18085,18 @@
 </ds:datastoreItem>
 </file>
 
-<file path=customXml/itemProps4.xml><?xml version="1.0" encoding="utf-8"?>
+<file path=customXml/itemProps3.xml><?xml version="1.0" encoding="utf-8"?>
 <ds:datastoreItem xmlns:ds="http://schemas.openxmlformats.org/officeDocument/2006/customXml" ds:itemID="{10663269-2064-4804-8290-36D4A57F5557}">
   <ds:schemaRefs>
     <ds:schemaRef ds:uri="http://schemas.microsoft.com/sharepoint/v3/contenttype/forms"/>
   </ds:schemaRefs>
 </ds:datastoreItem>
+</file>
+
+<file path=customXml/itemProps4.xml><?xml version="1.0" encoding="utf-8"?>
+<ds:datastoreItem xmlns:ds="http://schemas.openxmlformats.org/officeDocument/2006/customXml" ds:itemID="{EAE431FD-7059-4C09-804B-C9D69EB7B213}">
+  <ds:schemaRefs>
+    <ds:schemaRef ds:uri="http://schemas.openxmlformats.org/officeDocument/2006/bibliography"/>
+  </ds:schemaRefs>
+</ds:datastoreItem>
 </file>